--- a/Plano de Teste.docx
+++ b/Plano de Teste.docx
@@ -130,20 +130,72 @@
               <w:rPr>
                 <w:lang w:val="pt-BR"/>
               </w:rPr>
-              <w:t>Validar funcionalidades de operações básicas de uma calculadora que devem conter;</w:t>
-            </w:r>
-          </w:p>
-          <w:p>
-            <w:pPr>
-              <w:rPr>
-                <w:lang w:val="pt-BR"/>
-              </w:rPr>
-            </w:pPr>
-            <w:r>
-              <w:rPr>
-                <w:lang w:val="pt-BR"/>
-              </w:rPr>
-              <w:t xml:space="preserve">    * Cálculo de área quadrada;</w:t>
+              <w:t>- Validar funcionalidades de operações básicas de uma calculadora que devem conter;</w:t>
+            </w:r>
+          </w:p>
+          <w:p>
+            <w:pPr>
+              <w:rPr>
+                <w:lang w:val="pt-BR"/>
+              </w:rPr>
+            </w:pPr>
+            <w:r>
+              <w:rPr>
+                <w:lang w:val="pt-BR"/>
+              </w:rPr>
+              <w:t>    * Somar</w:t>
+            </w:r>
+          </w:p>
+          <w:p>
+            <w:pPr>
+              <w:rPr>
+                <w:lang w:val="pt-BR"/>
+              </w:rPr>
+            </w:pPr>
+            <w:r>
+              <w:rPr>
+                <w:lang w:val="pt-BR"/>
+              </w:rPr>
+              <w:t>    * Dividir</w:t>
+            </w:r>
+          </w:p>
+          <w:p>
+            <w:pPr>
+              <w:rPr>
+                <w:lang w:val="pt-BR"/>
+              </w:rPr>
+            </w:pPr>
+            <w:r>
+              <w:rPr>
+                <w:lang w:val="pt-BR"/>
+              </w:rPr>
+              <w:t>    * Subtrair</w:t>
+            </w:r>
+          </w:p>
+          <w:p>
+            <w:pPr>
+              <w:rPr>
+                <w:lang w:val="pt-BR"/>
+              </w:rPr>
+            </w:pPr>
+            <w:r>
+              <w:rPr>
+                <w:lang w:val="pt-BR"/>
+              </w:rPr>
+              <w:t>    * Multiplicar</w:t>
+            </w:r>
+          </w:p>
+          <w:p>
+            <w:pPr>
+              <w:rPr>
+                <w:lang w:val="pt-BR"/>
+              </w:rPr>
+            </w:pPr>
+            <w:r>
+              <w:rPr>
+                <w:lang w:val="pt-BR"/>
+              </w:rPr>
+              <w:t>    * Porcentagem</w:t>
             </w:r>
           </w:p>
           <w:p>
@@ -176,72 +228,72 @@
               <w:rPr>
                 <w:lang w:val="pt-BR"/>
               </w:rPr>
-              <w:t xml:space="preserve">    * Número de 0 a 9;</w:t>
-            </w:r>
-          </w:p>
-          <w:p>
-            <w:pPr>
-              <w:rPr>
-                <w:lang w:val="pt-BR"/>
-              </w:rPr>
-            </w:pPr>
-            <w:r>
-              <w:rPr>
-                <w:lang w:val="pt-BR"/>
-              </w:rPr>
-              <w:t xml:space="preserve">    * Permitir somente números;</w:t>
-            </w:r>
-          </w:p>
-          <w:p>
-            <w:pPr>
-              <w:rPr>
-                <w:lang w:val="pt-BR"/>
-              </w:rPr>
-            </w:pPr>
-            <w:r>
-              <w:rPr>
-                <w:lang w:val="pt-BR"/>
-              </w:rPr>
-              <w:t xml:space="preserve">    * Conter os operadores listados;</w:t>
-            </w:r>
-          </w:p>
-          <w:p>
-            <w:pPr>
-              <w:rPr>
-                <w:lang w:val="pt-BR"/>
-              </w:rPr>
-            </w:pPr>
-            <w:r>
-              <w:rPr>
-                <w:lang w:val="pt-BR"/>
-              </w:rPr>
-              <w:t xml:space="preserve">    * Mostrar resultados das operações;</w:t>
-            </w:r>
-          </w:p>
-          <w:p>
-            <w:pPr>
-              <w:rPr>
-                <w:lang w:val="pt-BR"/>
-              </w:rPr>
-            </w:pPr>
-            <w:r>
-              <w:rPr>
-                <w:lang w:val="pt-BR"/>
-              </w:rPr>
-              <w:t xml:space="preserve">    * Limpar resultados após final de cada operação;</w:t>
-            </w:r>
-          </w:p>
-          <w:p>
-            <w:pPr>
-              <w:rPr>
-                <w:lang w:val="pt-BR"/>
-              </w:rPr>
-            </w:pPr>
-            <w:r>
-              <w:rPr>
-                <w:lang w:val="pt-BR"/>
-              </w:rPr>
-              <w:t xml:space="preserve">    * permitir somente </w:t>
+              <w:t>    * Número de 0 a 9;</w:t>
+            </w:r>
+          </w:p>
+          <w:p>
+            <w:pPr>
+              <w:rPr>
+                <w:lang w:val="pt-BR"/>
+              </w:rPr>
+            </w:pPr>
+            <w:r>
+              <w:rPr>
+                <w:lang w:val="pt-BR"/>
+              </w:rPr>
+              <w:t>    * Permitir somente números;</w:t>
+            </w:r>
+          </w:p>
+          <w:p>
+            <w:pPr>
+              <w:rPr>
+                <w:lang w:val="pt-BR"/>
+              </w:rPr>
+            </w:pPr>
+            <w:r>
+              <w:rPr>
+                <w:lang w:val="pt-BR"/>
+              </w:rPr>
+              <w:t>    * Conter os operadores listados;</w:t>
+            </w:r>
+          </w:p>
+          <w:p>
+            <w:pPr>
+              <w:rPr>
+                <w:lang w:val="pt-BR"/>
+              </w:rPr>
+            </w:pPr>
+            <w:r>
+              <w:rPr>
+                <w:lang w:val="pt-BR"/>
+              </w:rPr>
+              <w:t>    * Mostrar resultados das operações;</w:t>
+            </w:r>
+          </w:p>
+          <w:p>
+            <w:pPr>
+              <w:rPr>
+                <w:lang w:val="pt-BR"/>
+              </w:rPr>
+            </w:pPr>
+            <w:r>
+              <w:rPr>
+                <w:lang w:val="pt-BR"/>
+              </w:rPr>
+              <w:t>    * Limpar resultados após final de cada operação;</w:t>
+            </w:r>
+          </w:p>
+          <w:p>
+            <w:pPr>
+              <w:rPr>
+                <w:lang w:val="pt-BR"/>
+              </w:rPr>
+            </w:pPr>
+            <w:r>
+              <w:rPr>
+                <w:lang w:val="pt-BR"/>
+              </w:rPr>
+              <w:t xml:space="preserve">    * permitir somente </w:t>
             </w:r>
             <w:r>
               <w:rPr>
@@ -255,18 +307,20 @@
               </w:rPr>
               <w:t xml:space="preserve"> em campos do tipo</w:t>
             </w:r>
-            <w:r>
-              <w:rPr>
-                <w:lang w:val="pt-BR"/>
-              </w:rPr>
-              <w:br/>
-            </w:r>
-            <w:r>
-              <w:rPr>
-                <w:lang w:val="pt-BR"/>
-              </w:rPr>
-              <w:br/>
-            </w:r>
+          </w:p>
+          <w:p>
+            <w:pPr>
+              <w:rPr>
+                <w:lang w:val="pt-BR"/>
+              </w:rPr>
+            </w:pPr>
+          </w:p>
+          <w:p>
+            <w:pPr>
+              <w:rPr>
+                <w:lang w:val="pt-BR"/>
+              </w:rPr>
+            </w:pPr>
           </w:p>
         </w:tc>
       </w:tr>
@@ -348,31 +402,32 @@
               <w:rPr>
                 <w:lang w:val="pt-BR"/>
               </w:rPr>
-              <w:t>O teste deve abranger as funcionalidades básicas</w:t>
-            </w:r>
-            <w:r>
-              <w:rPr>
-                <w:lang w:val="pt-BR"/>
-              </w:rPr>
-              <w:t xml:space="preserve"> de calcular a área quadrada</w:t>
-            </w:r>
-            <w:r>
-              <w:rPr>
-                <w:lang w:val="pt-BR"/>
-              </w:rPr>
-              <w:t xml:space="preserve"> retornando o valor correto em cima da </w:t>
-            </w:r>
-            <w:r>
-              <w:rPr>
-                <w:lang w:val="pt-BR"/>
-              </w:rPr>
-              <w:t>fórmula</w:t>
-            </w:r>
-            <w:r>
-              <w:rPr>
-                <w:lang w:val="pt-BR"/>
-              </w:rPr>
-              <w:t xml:space="preserve"> base X altura.</w:t>
+              <w:t xml:space="preserve">O teste deve abranger as funcionalidades básicas </w:t>
+            </w:r>
+            <w:r>
+              <w:rPr>
+                <w:lang w:val="pt-BR"/>
+              </w:rPr>
+              <w:t>essências</w:t>
+            </w:r>
+            <w:r>
+              <w:rPr>
+                <w:lang w:val="pt-BR"/>
+              </w:rPr>
+              <w:t xml:space="preserve"> de uma calculadora básica, validando as operações individuais, também validar tipos de dados permitidos e tratativas de erros.</w:t>
+            </w:r>
+          </w:p>
+          <w:p>
+            <w:pPr>
+              <w:rPr>
+                <w:lang w:val="pt-BR"/>
+              </w:rPr>
+            </w:pPr>
+            <w:r>
+              <w:rPr>
+                <w:lang w:val="pt-BR"/>
+              </w:rPr>
+              <w:t>.</w:t>
             </w:r>
           </w:p>
           <w:p>
@@ -423,14 +478,39 @@
               <w:rPr>
                 <w:lang w:val="pt-BR"/>
               </w:rPr>
-              <w:t>Teste realizados serão do tipo Unidade</w:t>
-            </w:r>
-            <w:r>
-              <w:rPr>
-                <w:lang w:val="pt-BR"/>
-              </w:rPr>
-              <w:t xml:space="preserve"> validando a funcionalidade apresentada.</w:t>
-            </w:r>
+              <w:t xml:space="preserve">Teste </w:t>
+            </w:r>
+            <w:r>
+              <w:rPr>
+                <w:lang w:val="pt-BR"/>
+              </w:rPr>
+              <w:t>realizados</w:t>
+            </w:r>
+            <w:r>
+              <w:rPr>
+                <w:lang w:val="pt-BR"/>
+              </w:rPr>
+              <w:t xml:space="preserve"> serão do tipo Unidade, testando cada funcionalidade de forma individual, testando cada </w:t>
+            </w:r>
+            <w:r>
+              <w:rPr>
+                <w:lang w:val="pt-BR"/>
+              </w:rPr>
+              <w:t>função</w:t>
+            </w:r>
+            <w:r>
+              <w:rPr>
+                <w:lang w:val="pt-BR"/>
+              </w:rPr>
+              <w:t xml:space="preserve"> e avaliando seu resultado.</w:t>
+            </w:r>
+          </w:p>
+          <w:p>
+            <w:pPr>
+              <w:rPr>
+                <w:lang w:val="pt-BR"/>
+              </w:rPr>
+            </w:pPr>
             <w:r>
               <w:rPr>
                 <w:lang w:val="pt-BR"/>
@@ -554,7 +634,14 @@
               <w:rPr>
                 <w:lang w:val="pt-BR"/>
               </w:rPr>
-              <w:t xml:space="preserve"> e Microsoft Edge, em um hardware padrão com ambiente com sistema operacional Windows 11 x64.</w:t>
+              <w:t xml:space="preserve"> e Microsoft Edge, em um hardware padrão com ambiente </w:t>
+            </w:r>
+            <w:r>
+              <w:rPr>
+                <w:lang w:val="pt-BR"/>
+              </w:rPr>
+              <w:lastRenderedPageBreak/>
+              <w:t>com sistema operacional Windows 11 x64.</w:t>
             </w:r>
             <w:r>
               <w:rPr>
@@ -586,6 +673,7 @@
               <w:rPr>
                 <w:lang w:val="pt-BR"/>
               </w:rPr>
+              <w:lastRenderedPageBreak/>
               <w:t>7. Papéis e Responsabilidades</w:t>
             </w:r>
           </w:p>
@@ -636,7 +724,6 @@
               <w:rPr>
                 <w:lang w:val="pt-BR"/>
               </w:rPr>
-              <w:lastRenderedPageBreak/>
               <w:t>8. Riscos e Contingências</w:t>
             </w:r>
           </w:p>
@@ -826,6 +913,12 @@
         </w:rPr>
         <w:t>UC3: Teste e Manutenção de Sistema de Informação</w:t>
       </w:r>
+      <w:r>
+        <w:rPr>
+          <w:lang w:val="pt-BR"/>
+        </w:rPr>
+        <w:t xml:space="preserve"> – Calculadora Básica</w:t>
+      </w:r>
     </w:p>
     <w:p>
       <w:pPr>
@@ -837,7 +930,19 @@
         <w:rPr>
           <w:lang w:val="pt-BR"/>
         </w:rPr>
-        <w:t>Data: 13 / 05 / 2026</w:t>
+        <w:t xml:space="preserve">Data: </w:t>
+      </w:r>
+      <w:r>
+        <w:rPr>
+          <w:lang w:val="pt-BR"/>
+        </w:rPr>
+        <w:t>20</w:t>
+      </w:r>
+      <w:r>
+        <w:rPr>
+          <w:lang w:val="pt-BR"/>
+        </w:rPr>
+        <w:t xml:space="preserve"> / 05 / 2026</w:t>
       </w:r>
     </w:p>
     <w:sectPr>
@@ -1380,7 +1485,6 @@
   <w:style w:type="character" w:default="1" w:styleId="Fontepargpadro">
     <w:name w:val="Default Paragraph Font"/>
     <w:uiPriority w:val="1"/>
-    <w:semiHidden/>
     <w:unhideWhenUsed/>
   </w:style>
   <w:style w:type="table" w:default="1" w:styleId="Tabelanormal">
@@ -1789,28 +1893,28 @@
 </file>
 
 <file path=customXml/item1.xml><?xml version="1.0" encoding="utf-8"?>
-<b:Sources xmlns:b="http://schemas.openxmlformats.org/officeDocument/2006/bibliography" xmlns="http://schemas.openxmlformats.org/officeDocument/2006/bibliography" SelectedStyle="\APASixthEditionOfficeOnline.xsl" StyleName="APA" Version="6"/>
-</file>
-
-<file path=customXml/item2.xml><?xml version="1.0" encoding="utf-8"?>
 <go:gDocsCustomXmlDataStorage xmlns:go="http://customooxmlschemas.google.com/" xmlns:r="http://schemas.openxmlformats.org/officeDocument/2006/relationships" uri="GoogleDocsCustomDataVersion2">
   <go:docsCustomData xmlns:go="http://customooxmlschemas.google.com/" roundtripDataSignature="AMtx7miwH7xfi92KktqKdO5w3C8TWwaXOg==">CgMxLjA4AHIhMXZpSjF4Z09SYTlCYldNVFpqOER4aHRycFdxVFNsbk45</go:docsCustomData>
 </go:gDocsCustomXmlDataStorage>
 </file>
 
-<file path=customXml/itemProps1.xml><?xml version="1.0" encoding="utf-8"?>
-<ds:datastoreItem xmlns:ds="http://schemas.openxmlformats.org/officeDocument/2006/customXml" ds:itemID="{C85678EA-76B2-45F5-A00E-9D9C6B628742}">
-  <ds:schemaRefs>
-    <ds:schemaRef ds:uri="http://schemas.openxmlformats.org/officeDocument/2006/bibliography"/>
-  </ds:schemaRefs>
-</ds:datastoreItem>
+<file path=customXml/item2.xml><?xml version="1.0" encoding="utf-8"?>
+<b:Sources xmlns:b="http://schemas.openxmlformats.org/officeDocument/2006/bibliography" xmlns="http://schemas.openxmlformats.org/officeDocument/2006/bibliography" SelectedStyle="\APASixthEditionOfficeOnline.xsl" StyleName="APA" Version="6"/>
 </file>
 
-<file path=customXml/itemProps2.xml><?xml version="1.0" encoding="utf-8"?>
+<file path=customXml/itemProps1.xml><?xml version="1.0" encoding="utf-8"?>
 <ds:datastoreItem xmlns:ds="http://schemas.openxmlformats.org/officeDocument/2006/customXml" ds:itemID="{11111111-1234-1234-1234-123412341234}">
   <ds:schemaRefs>
     <ds:schemaRef ds:uri="http://customooxmlschemas.google.com/"/>
     <ds:schemaRef ds:uri="http://schemas.openxmlformats.org/officeDocument/2006/relationships"/>
   </ds:schemaRefs>
 </ds:datastoreItem>
+</file>
+
+<file path=customXml/itemProps2.xml><?xml version="1.0" encoding="utf-8"?>
+<ds:datastoreItem xmlns:ds="http://schemas.openxmlformats.org/officeDocument/2006/customXml" ds:itemID="{C85678EA-76B2-45F5-A00E-9D9C6B628742}">
+  <ds:schemaRefs>
+    <ds:schemaRef ds:uri="http://schemas.openxmlformats.org/officeDocument/2006/bibliography"/>
+  </ds:schemaRefs>
+</ds:datastoreItem>
 </file>